--- a/public/legal/RevenueHunt-Information-Security-Policy.docx
+++ b/public/legal/RevenueHunt-Information-Security-Policy.docx
@@ -2,7 +2,7 @@
 <file path=word/document.xml><?xml version="1.0" encoding="utf-8"?>
 <w:document xmlns:w="http://schemas.openxmlformats.org/wordprocessingml/2006/main" xmlns:m="http://schemas.openxmlformats.org/officeDocument/2006/math" xmlns:r="http://schemas.openxmlformats.org/officeDocument/2006/relationships" xmlns:o="urn:schemas-microsoft-com:office:office" xmlns:v="urn:schemas-microsoft-com:vml" xmlns:w10="urn:schemas-microsoft-com:office:word" xmlns:a="http://schemas.openxmlformats.org/drawingml/2006/main" xmlns:pic="http://schemas.openxmlformats.org/drawingml/2006/picture" xmlns:wp="http://schemas.openxmlformats.org/drawingml/2006/wordprocessingDrawing">
   <w:body>
-    <w:bookmarkStart w:id="33" w:name="revenuehunt-information-security-policy"/>
+    <w:bookmarkStart w:id="34" w:name="revenuehunt-information-security-policy"/>
     <w:p>
       <w:pPr>
         <w:pStyle w:val="Heading1"/>
@@ -963,7 +963,7 @@
     </w:p>
     <w:bookmarkEnd w:id="28"/>
     <w:bookmarkEnd w:id="29"/>
-    <w:bookmarkStart w:id="31" w:name="privacy-and-compliance"/>
+    <w:bookmarkStart w:id="32" w:name="privacy-and-compliance"/>
     <w:p>
       <w:pPr>
         <w:pStyle w:val="Heading2"/>
@@ -991,11 +991,28 @@
         </w:r>
       </w:hyperlink>
       <w:r>
-        <w:t xml:space="preserve">, which includes our positions on GDPR, CCPA, CPRA, VCDPA, and Shopify’s Protected Customer Data programme. A signed Data Processing Agreement is available on request to merchants who require one.</w:t>
-      </w:r>
-    </w:p>
-    <w:bookmarkEnd w:id="31"/>
-    <w:bookmarkStart w:id="32" w:name="questions"/>
+        <w:t xml:space="preserve">, which includes our positions on GDPR, CCPA, CPRA, VCDPA, and Shopify’s Protected Customer Data programme. Our</w:t>
+      </w:r>
+      <w:r>
+        <w:t xml:space="preserve"> </w:t>
+      </w:r>
+      <w:hyperlink r:id="rId31">
+        <w:r>
+          <w:rPr>
+            <w:rStyle w:val="Hyperlink"/>
+          </w:rPr>
+          <w:t xml:space="preserve">Data Processing Agreement</w:t>
+        </w:r>
+      </w:hyperlink>
+      <w:r>
+        <w:t xml:space="preserve"> </w:t>
+      </w:r>
+      <w:r>
+        <w:t xml:space="preserve">is published in full, and a signed copy is available on request to merchants who require one.</w:t>
+      </w:r>
+    </w:p>
+    <w:bookmarkEnd w:id="32"/>
+    <w:bookmarkStart w:id="33" w:name="questions"/>
     <w:p>
       <w:pPr>
         <w:pStyle w:val="Heading2"/>
@@ -1009,7 +1026,7 @@
         <w:pStyle w:val="FirstParagraph"/>
       </w:pPr>
       <w:r>
-        <w:t xml:space="preserve">For security questions that are not vulnerability reports — for example, requests for our security questionnaire, DPA, or SOC documentation — please email</w:t>
+        <w:t xml:space="preserve">For security questions that are not vulnerability reports - for example, requests for our security questionnaire, DPA, or SOC documentation - please email</w:t>
       </w:r>
       <w:r>
         <w:t xml:space="preserve"> </w:t>
@@ -1041,8 +1058,8 @@
         <w:t xml:space="preserve">in the subject line.</w:t>
       </w:r>
     </w:p>
-    <w:bookmarkEnd w:id="32"/>
     <w:bookmarkEnd w:id="33"/>
+    <w:bookmarkEnd w:id="34"/>
     <w:sectPr>
       <w:footnotePr>
         <w:numRestart w:val="eachSect"/>

--- a/public/legal/RevenueHunt-Information-Security-Policy.docx
+++ b/public/legal/RevenueHunt-Information-Security-Policy.docx
@@ -16,7 +16,7 @@
         <w:pStyle w:val="FirstParagraph"/>
       </w:pPr>
       <w:r>
-        <w:t xml:space="preserve">Last updated: May 19, 2026.</w:t>
+        <w:t xml:space="preserve">Last updated: July 13, 2026.</w:t>
       </w:r>
     </w:p>
     <w:p>
@@ -82,10 +82,10 @@
           <w:b/>
           <w:bCs/>
         </w:rPr>
-        <w:t xml:space="preserve">Dairy Capital Limited</w:t>
-      </w:r>
-      <w:r>
-        <w:t xml:space="preserve">, a private limited company incorporated in England and Wales (company number 12503996, registered office: Vision Accounting Fortis House, Cothey Way, Ryde, Isle of Wight, PO33 1QT, United Kingdom). We process data on behalf of ecommerce merchants on Shopify, WooCommerce, BigCommerce, and Magento. Their trust depends on our security posture, so we treat it as a first-class engineering concern, not a paperwork exercise.</w:t>
+        <w:t xml:space="preserve">Durian Capital Inc.</w:t>
+      </w:r>
+      <w:r>
+        <w:t xml:space="preserve">, a business company incorporated in the British Virgin Islands (company number 2109760, registered office: Intershore Chambers, Road Town, Tortola, British Virgin Islands). We process data on behalf of ecommerce merchants on Shopify, WooCommerce, BigCommerce, and Magento. Their trust depends on our security posture, so we treat it as a first-class engineering concern, not a paperwork exercise.</w:t>
       </w:r>
     </w:p>
     <w:p>
